--- a/example/2 KAD/5 Assess Tool/AT2 Knowledge Based Assessment/Assessment Task Tool (F122A12).docx
+++ b/example/2 KAD/5 Assess Tool/AT2 Knowledge Based Assessment/Assessment Task Tool (F122A12).docx
@@ -1748,6 +1748,67 @@
                 <w:i/>
               </w:rPr>
               <w:t>Identify and explain several industry-recognised principles and techniques in machine learning. Discuss how these are applied in practice to improve the automation of work tasks and enhance organisational productivity. Provide real-world examples to illustrate the application of these principles and techniques.</w:t>
+            </w:r>
+            <w:r/>
+          </w:p>
+          <w:p>
+            <w:r/>
+            <w:r/>
+            <w:r/>
+          </w:p>
+          <w:p>
+            <w:r>
+              <w:rPr>
+                <w:b w:val="0"/>
+                <w:i/>
+              </w:rPr>
+              <w:t>Your answer here.</w:t>
+            </w:r>
+            <w:r/>
+          </w:p>
+          <w:p>
+            <w:r/>
+            <w:r/>
+            <w:r/>
+          </w:p>
+          <w:p/>
+          <w:p/>
+          <w:p/>
+          <w:p/>
+          <w:p/>
+          <w:p/>
+          <w:p/>
+          <w:p/>
+          <w:p/>
+          <w:p>
+            <w:r/>
+          </w:p>
+          <w:p>
+            <w:r/>
+          </w:p>
+          <w:p>
+            <w:r/>
+            <w:r/>
+            <w:r/>
+          </w:p>
+          <w:p>
+            <w:pPr>
+              <w:pStyle w:val="Heading4"/>
+            </w:pPr>
+            <w:r>
+              <w:t>Question 20: Advantages and Disadvantages of AI, ML, and DL (401.KE3)</w:t>
+            </w:r>
+            <w:r/>
+            <w:r/>
+            <w:r/>
+          </w:p>
+          <w:p>
+            <w:r>
+              <w:rPr>
+                <w:b w:val="0"/>
+                <w:i/>
+              </w:rPr>
+              <w:t>Describe the key advantages and disadvantages of implementing AI, ML, and DL technologies in organizations. Provide examples to illustrate how these technologies can both positively and negatively impact business operations.</w:t>
             </w:r>
             <w:r/>
           </w:p>

--- a/example/2 KAD/5 Assess Tool/AT2 Knowledge Based Assessment/Assessment Task Tool (F122A12).docx
+++ b/example/2 KAD/5 Assess Tool/AT2 Knowledge Based Assessment/Assessment Task Tool (F122A12).docx
@@ -51,12 +51,21 @@
         </w:sdtContent>
       </w:sdt>
       <w:r>
+        <w:rPr>
+          <w:b/>
+        </w:rPr>
         <w:tab/>
       </w:r>
       <w:r>
+        <w:rPr>
+          <w:b/>
+        </w:rPr>
         <w:t>Questioning</w:t>
       </w:r>
       <w:r>
+        <w:rPr>
+          <w:b/>
+        </w:rPr>
         <w:t xml:space="preserve"> (Oral/Written)</w:t>
       </w:r>
     </w:p>
@@ -286,7 +295,6 @@
           </w:tcPr>
           <w:p>
             <w:r/>
-            <w:r/>
           </w:p>
           <w:p>
             <w:pPr>
@@ -295,8 +303,6 @@
             <w:r>
               <w:t>Access to academic journals</w:t>
             </w:r>
-            <w:r/>
-            <w:r/>
           </w:p>
           <w:p>
             <w:pPr>
@@ -305,8 +311,6 @@
             <w:r>
               <w:t>Online databases and resources</w:t>
             </w:r>
-            <w:r/>
-            <w:r/>
           </w:p>
           <w:p>
             <w:pPr>
@@ -315,8 +319,6 @@
             <w:r>
               <w:t>Course materials and textbooks</w:t>
             </w:r>
-            <w:r/>
-            <w:r/>
           </w:p>
           <w:p>
             <w:pPr>
@@ -325,7 +327,6 @@
             <w:r>
               <w:t>Student's personal notes</w:t>
             </w:r>
-            <w:r/>
           </w:p>
         </w:tc>
       </w:tr>
@@ -373,28 +374,17 @@
             </w:r>
           </w:p>
           <w:p>
-            <w:r/>
-            <w:r/>
-            <w:r/>
-          </w:p>
-          <w:p>
             <w:pPr>
               <w:pStyle w:val="Heading2"/>
             </w:pPr>
             <w:r>
               <w:t>Instructions:</w:t>
             </w:r>
-            <w:r/>
           </w:p>
           <w:p>
             <w:r>
               <w:t>Carefully read each question and provide a detailed response that includes examples, explanations, and any supporting information you consider relevant. Responses should be well-structured and demonstrate a deep understanding of the subject matter.</w:t>
             </w:r>
-          </w:p>
-          <w:p>
-            <w:r/>
-            <w:r/>
-            <w:r/>
           </w:p>
           <w:p>
             <w:pPr>
@@ -403,8 +393,6 @@
             <w:r>
               <w:t>Submission Evidence:</w:t>
             </w:r>
-            <w:r/>
-            <w:r/>
           </w:p>
           <w:p>
             <w:pPr>
@@ -413,8 +401,6 @@
             <w:r>
               <w:t>Once you have completed all parts of the KBA, submit through the blackboard portal as a .docx file.</w:t>
             </w:r>
-            <w:r/>
-            <w:r/>
           </w:p>
           <w:p>
             <w:pPr>
@@ -423,7 +409,6 @@
             <w:r>
               <w:t>Include any supplementary material such as diagrams or code snippets that are referenced in your responses.</w:t>
             </w:r>
-            <w:r/>
           </w:p>
         </w:tc>
       </w:tr>
@@ -506,8 +491,6 @@
           </w:tcPr>
           <w:p>
             <w:r/>
-            <w:r/>
-            <w:r/>
           </w:p>
           <w:p>
             <w:pPr>
@@ -516,12 +499,6 @@
             <w:r>
               <w:t>AT2 Knowledge-Based Assessment - Understanding AI, ML, and DL (Weeks 1–6)</w:t>
             </w:r>
-            <w:r/>
-          </w:p>
-          <w:p>
-            <w:r/>
-            <w:r/>
-            <w:r/>
           </w:p>
           <w:p>
             <w:pPr>
@@ -530,57 +507,33 @@
             <w:r>
               <w:t>Question 1: List and Describe AI/ML/DL Technology (401.KE1)</w:t>
             </w:r>
-            <w:r/>
-            <w:r/>
-            <w:r/>
           </w:p>
           <w:p>
             <w:r>
               <w:rPr>
-                <w:b w:val="0"/>
                 <w:i/>
               </w:rPr>
               <w:t>Choose one technology from Artificial Intelligence (AI), Machine Learning (ML), or Deep Learning (DL) and provide an example. List three distinct functions and features of the selected technology. Additionally, explain how organizations utilize this technology to automate tasks and processes, and include specific use-case examples.</w:t>
             </w:r>
-            <w:r/>
-          </w:p>
-          <w:p>
-            <w:r/>
-            <w:r/>
-            <w:r/>
           </w:p>
           <w:p>
             <w:r>
               <w:rPr>
-                <w:b w:val="0"/>
                 <w:i/>
               </w:rPr>
               <w:t>Your answer here.</w:t>
             </w:r>
-            <w:r/>
-          </w:p>
-          <w:p>
-            <w:r/>
-            <w:r/>
-            <w:r/>
-          </w:p>
-          <w:p/>
-          <w:p/>
-          <w:p/>
-          <w:p/>
-          <w:p/>
-          <w:p/>
-          <w:p/>
-          <w:p/>
-          <w:p/>
-          <w:p>
-            <w:r/>
-          </w:p>
-          <w:p>
-            <w:r/>
-            <w:r/>
-            <w:r/>
-          </w:p>
+          </w:p>
+          <w:p/>
+          <w:p/>
+          <w:p/>
+          <w:p/>
+          <w:p/>
+          <w:p/>
+          <w:p/>
+          <w:p/>
+          <w:p/>
+          <w:p/>
           <w:p>
             <w:pPr>
               <w:pStyle w:val="Heading4"/>
@@ -588,34 +541,19 @@
             <w:r>
               <w:t>Question 2: Describe Tasks and Processes Automated Using AI/ML/DL Technologies (501.KE1 &amp; 401.KE2)</w:t>
             </w:r>
-            <w:r/>
-          </w:p>
-          <w:p>
-            <w:r/>
-            <w:r/>
-            <w:r/>
           </w:p>
           <w:p>
             <w:r>
               <w:rPr>
-                <w:b w:val="0"/>
                 <w:i/>
               </w:rPr>
-              <w:t xml:space="preserve">Consider the various tasks and processes within an organization that may be automated including: </w:t>
-            </w:r>
-            <w:r/>
-          </w:p>
-          <w:p>
-            <w:r/>
+              <w:t>Consider the various tasks and processes within an organization that may be automated.</w:t>
+            </w:r>
           </w:p>
           <w:p>
             <w:r>
               <w:t>Consider the following applications:</w:t>
             </w:r>
-          </w:p>
-          <w:p>
-            <w:r/>
-            <w:r/>
           </w:p>
           <w:p>
             <w:pPr>
@@ -624,8 +562,6 @@
             <w:r>
               <w:t>Creating and managing email campaigns</w:t>
             </w:r>
-            <w:r/>
-            <w:r/>
           </w:p>
           <w:p>
             <w:pPr>
@@ -634,8 +570,6 @@
             <w:r>
               <w:t>Using chatbots and automated messaging platforms</w:t>
             </w:r>
-            <w:r/>
-            <w:r/>
           </w:p>
           <w:p>
             <w:pPr>
@@ -644,8 +578,6 @@
             <w:r>
               <w:t>Analyzing trends within datasets</w:t>
             </w:r>
-            <w:r/>
-            <w:r/>
           </w:p>
           <w:p>
             <w:pPr>
@@ -654,8 +586,6 @@
             <w:r>
               <w:t>Hiring and recruitment</w:t>
             </w:r>
-            <w:r/>
-            <w:r/>
           </w:p>
           <w:p>
             <w:pPr>
@@ -664,8 +594,6 @@
             <w:r>
               <w:t>Employee help desk support services</w:t>
             </w:r>
-            <w:r/>
-            <w:r/>
           </w:p>
           <w:p>
             <w:pPr>
@@ -674,10 +602,6 @@
             <w:r>
               <w:t>Generating customer support logs and tickets</w:t>
             </w:r>
-            <w:r/>
-          </w:p>
-          <w:p>
-            <w:r/>
           </w:p>
           <w:p>
             <w:r>
@@ -685,57 +609,23 @@
             </w:r>
           </w:p>
           <w:p>
-            <w:r/>
-            <w:r/>
-            <w:r/>
-          </w:p>
-          <w:p>
             <w:r>
               <w:rPr>
-                <w:b w:val="0"/>
-                <w:i/>
-              </w:rPr>
-              <w:t>For each task, explain how Artificial Intelligence (AI), Machine Learning (ML), or Deep Learning (DL) technologies can be applied to improve efficiency or outcomes. Provide specific examples to illustrate these applications within a real-world organizational context.</w:t>
-            </w:r>
-            <w:r/>
-          </w:p>
-          <w:p>
-            <w:r/>
-            <w:r/>
-            <w:r/>
-          </w:p>
-          <w:p>
-            <w:r>
-              <w:rPr>
-                <w:b w:val="0"/>
                 <w:i/>
               </w:rPr>
               <w:t>Your answer here.</w:t>
             </w:r>
-            <w:r/>
-          </w:p>
-          <w:p>
-            <w:r/>
-            <w:r/>
-            <w:r/>
-          </w:p>
-          <w:p/>
-          <w:p/>
-          <w:p/>
-          <w:p/>
-          <w:p/>
-          <w:p/>
-          <w:p/>
-          <w:p/>
-          <w:p/>
-          <w:p>
-            <w:r/>
-          </w:p>
-          <w:p>
-            <w:r/>
-            <w:r/>
-            <w:r/>
-          </w:p>
+          </w:p>
+          <w:p/>
+          <w:p/>
+          <w:p/>
+          <w:p/>
+          <w:p/>
+          <w:p/>
+          <w:p/>
+          <w:p/>
+          <w:p/>
+          <w:p/>
           <w:p>
             <w:pPr>
               <w:pStyle w:val="Heading4"/>
@@ -743,63 +633,33 @@
             <w:r>
               <w:t>Question 3: Organizational Formats for AI/ML/DL Documentation and Reports (401.KE5)</w:t>
             </w:r>
-            <w:r/>
-          </w:p>
-          <w:p>
-            <w:r/>
-            <w:r/>
-            <w:r/>
           </w:p>
           <w:p>
             <w:r>
               <w:rPr>
-                <w:b w:val="0"/>
                 <w:i/>
               </w:rPr>
               <w:t>Effective documentation and reporting are crucial for the success of AI/ML/DL projects within an organization. Describe the range of formats that organizations commonly use to document AI, ML, and DL projects. Discuss the advantages and considerations of each format when it comes to communicating with different stakeholder groups, such as technical teams versus business decision-makers.</w:t>
             </w:r>
-            <w:r/>
-          </w:p>
-          <w:p>
-            <w:r/>
-            <w:r/>
-            <w:r/>
           </w:p>
           <w:p>
             <w:r>
               <w:rPr>
-                <w:b w:val="0"/>
                 <w:i/>
               </w:rPr>
               <w:t>Your answer here.</w:t>
             </w:r>
-            <w:r/>
-          </w:p>
-          <w:p>
-            <w:r/>
-          </w:p>
-          <w:p>
-            <w:r/>
-            <w:r/>
-            <w:r/>
-          </w:p>
-          <w:p/>
-          <w:p/>
-          <w:p/>
-          <w:p/>
-          <w:p/>
-          <w:p/>
-          <w:p/>
-          <w:p/>
-          <w:p/>
-          <w:p>
-            <w:r/>
-          </w:p>
-          <w:p>
-            <w:r/>
-            <w:r/>
-            <w:r/>
-          </w:p>
+          </w:p>
+          <w:p/>
+          <w:p/>
+          <w:p/>
+          <w:p/>
+          <w:p/>
+          <w:p/>
+          <w:p/>
+          <w:p/>
+          <w:p/>
+          <w:p/>
           <w:p>
             <w:pPr>
               <w:pStyle w:val="Heading4"/>
@@ -807,124 +667,67 @@
             <w:r>
               <w:t>Question 4: Ensuring Quality Data in Machine Learning (501.KE7)</w:t>
             </w:r>
-            <w:r/>
-          </w:p>
-          <w:p>
-            <w:r/>
-            <w:r/>
-            <w:r/>
           </w:p>
           <w:p>
             <w:r>
               <w:rPr>
-                <w:b w:val="0"/>
                 <w:i/>
               </w:rPr>
-              <w:t>The quality of data used in Machine Learning (ML) is critical for the development of effective models. Discuss the importance and techniques of randomizing, deduplicating, and checking for imbalances and biases in machine training data sets. Illustrate with examples how these techniques contribute to the generation of reliable and unbiased ML models, and the potential consequences of neglecting these steps.</w:t>
-            </w:r>
-            <w:r/>
-          </w:p>
-          <w:p>
-            <w:r/>
-            <w:r/>
-            <w:r/>
+              <w:t>The quality of data used in Machine Learning (ML) is critical for the development of effective models. Discuss the importance and techniques of randomizing, deduplicating, and checking for imbalances and biases in machine training data sets.</w:t>
+            </w:r>
           </w:p>
           <w:p>
             <w:r>
               <w:rPr>
-                <w:b w:val="0"/>
                 <w:i/>
               </w:rPr>
               <w:t>Your answer here.</w:t>
             </w:r>
-            <w:r/>
-          </w:p>
-          <w:p>
-            <w:r/>
-            <w:r/>
-            <w:r/>
-          </w:p>
-          <w:p/>
-          <w:p/>
-          <w:p/>
-          <w:p/>
-          <w:p/>
-          <w:p/>
-          <w:p/>
-          <w:p/>
-          <w:p/>
-          <w:p>
-            <w:r/>
-          </w:p>
-          <w:p>
-            <w:r/>
-          </w:p>
-          <w:p>
-            <w:r/>
-            <w:r/>
-            <w:r/>
-          </w:p>
+          </w:p>
+          <w:p/>
+          <w:p/>
+          <w:p/>
+          <w:p/>
+          <w:p/>
+          <w:p/>
+          <w:p/>
+          <w:p/>
+          <w:p/>
+          <w:p/>
           <w:p>
             <w:pPr>
               <w:pStyle w:val="Heading4"/>
             </w:pPr>
             <w:r>
-              <w:t>Question 5: Training and Evaluation Data Sets in Machine Learning (501.KE8)</w:t>
-            </w:r>
-            <w:r/>
-          </w:p>
-          <w:p>
-            <w:r/>
-            <w:r/>
-            <w:r/>
+              <w:t>Question 5: Training and Evaluation Data Sets in Machine Learning (501.KE8 &amp; 502.KE2)</w:t>
+            </w:r>
           </w:p>
           <w:p>
             <w:r>
               <w:rPr>
-                <w:b w:val="0"/>
                 <w:i/>
               </w:rPr>
-              <w:t>Machine Learning models need to be trained and evaluated on different subsets of data. Explain the distinction between training subsets and evaluation subsets within machine learning datasets. Describe their roles and importance in the lifecycle of an ML model, and discuss the potential impact on model performance if these subsets are not appropriately utilized.</w:t>
-            </w:r>
-            <w:r/>
-          </w:p>
-          <w:p>
-            <w:r/>
-            <w:r/>
-            <w:r/>
+              <w:t>Explain the distinction between training subsets and evaluation or test subsets within machine learning datasets. Describe their roles during training and evaluation stages of model development. For example, why would you need a validation and test, can you give an example of models that would need this?</w:t>
+            </w:r>
           </w:p>
           <w:p>
             <w:r>
               <w:rPr>
-                <w:b w:val="0"/>
                 <w:i/>
               </w:rPr>
               <w:t>Your answer here.</w:t>
             </w:r>
-            <w:r/>
-          </w:p>
-          <w:p>
-            <w:r/>
-            <w:r/>
-            <w:r/>
-          </w:p>
-          <w:p/>
-          <w:p/>
-          <w:p/>
-          <w:p/>
-          <w:p/>
-          <w:p/>
-          <w:p/>
-          <w:p/>
-          <w:p/>
-          <w:p>
-            <w:r/>
-          </w:p>
-          <w:p>
-            <w:r/>
-            <w:r/>
-            <w:r/>
-          </w:p>
+          </w:p>
+          <w:p/>
+          <w:p/>
+          <w:p/>
+          <w:p/>
+          <w:p/>
+          <w:p/>
+          <w:p/>
+          <w:p/>
+          <w:p/>
+          <w:p/>
           <w:p>
             <w:pPr>
               <w:pStyle w:val="Heading4"/>
@@ -932,60 +735,33 @@
             <w:r>
               <w:t>Question 6: Characteristics and Functions of Data Types in ML (501.KE5)</w:t>
             </w:r>
-            <w:r/>
-          </w:p>
-          <w:p>
-            <w:r/>
-            <w:r/>
-            <w:r/>
           </w:p>
           <w:p>
             <w:r>
               <w:rPr>
-                <w:b w:val="0"/>
                 <w:i/>
               </w:rPr>
-              <w:t>In machine learning, the nature and structure of your data can greatly influence the effectiveness of the model. Discuss the characteristics and functions of structured, unstructured, labeled, and unlabeled data. Explain how each data type can be utilized in the creation and training of machine learning models, and provide examples of scenarios where one may be preferred over the others.</w:t>
-            </w:r>
-            <w:r/>
-          </w:p>
-          <w:p>
-            <w:r/>
-            <w:r/>
-            <w:r/>
+              <w:t>Discuss the characteristics and functions of structured, unstructured, labeled, and unlabeled data. Explain how each data type can be utilized in the creation and training of machine learning models, providing examples.</w:t>
+            </w:r>
           </w:p>
           <w:p>
             <w:r>
               <w:rPr>
-                <w:b w:val="0"/>
                 <w:i/>
               </w:rPr>
               <w:t>Your answer here.</w:t>
             </w:r>
-            <w:r/>
-          </w:p>
-          <w:p>
-            <w:r/>
-            <w:r/>
-            <w:r/>
-          </w:p>
-          <w:p/>
-          <w:p/>
-          <w:p/>
-          <w:p/>
-          <w:p/>
-          <w:p/>
-          <w:p/>
-          <w:p/>
-          <w:p/>
-          <w:p>
-            <w:r/>
-          </w:p>
-          <w:p>
-            <w:r/>
-            <w:r/>
-            <w:r/>
-          </w:p>
+          </w:p>
+          <w:p/>
+          <w:p/>
+          <w:p/>
+          <w:p/>
+          <w:p/>
+          <w:p/>
+          <w:p/>
+          <w:p/>
+          <w:p/>
+          <w:p/>
           <w:p>
             <w:pPr>
               <w:pStyle w:val="Heading4"/>
@@ -993,857 +769,660 @@
             <w:r>
               <w:t>Question 7: Programming Languages and Their Role in Machine Learning (ICTAII501 KE13)</w:t>
             </w:r>
-            <w:r/>
-          </w:p>
-          <w:p>
-            <w:r/>
-            <w:r/>
-            <w:r/>
           </w:p>
           <w:p>
             <w:r>
               <w:rPr>
-                <w:b w:val="0"/>
                 <w:i/>
               </w:rPr>
-              <w:t>Discuss the importance of programming languages in the development of machine learning algorithms. Highlight how languages like Python support machine learning implementations through libraries such as TensorFlow and PyTorch. Illustrate with examples how these libraries empower developers to design, train, and deploy machine learning models efficiently.</w:t>
-            </w:r>
-            <w:r/>
-          </w:p>
-          <w:p>
-            <w:r/>
-            <w:r/>
-            <w:r/>
+              <w:t>Discuss the importance of programming languages in the development of machine learning algorithms. Highlight how languages like Python support machine learning implementations.</w:t>
+            </w:r>
           </w:p>
           <w:p>
             <w:r>
               <w:rPr>
-                <w:b w:val="0"/>
                 <w:i/>
               </w:rPr>
               <w:t>Your answer here.</w:t>
             </w:r>
-            <w:r/>
-          </w:p>
-          <w:p>
-            <w:r/>
-            <w:r/>
-            <w:r/>
-          </w:p>
-          <w:p/>
-          <w:p/>
-          <w:p/>
-          <w:p/>
-          <w:p/>
-          <w:p/>
-          <w:p/>
-          <w:p/>
-          <w:p/>
-          <w:p>
-            <w:r/>
-          </w:p>
-          <w:p>
-            <w:r/>
-          </w:p>
-          <w:p>
-            <w:r/>
-            <w:r/>
-            <w:r/>
-          </w:p>
+          </w:p>
+          <w:p/>
+          <w:p/>
+          <w:p/>
+          <w:p/>
+          <w:p/>
+          <w:p/>
+          <w:p/>
+          <w:p/>
+          <w:p/>
+          <w:p/>
           <w:p>
             <w:pPr>
               <w:pStyle w:val="Heading4"/>
             </w:pPr>
             <w:r>
-              <w:t>Question 8: Training, Validation, and Test Data (502.KE2 - Training, Validation, and Test Data)</w:t>
-            </w:r>
-            <w:r/>
-          </w:p>
-          <w:p>
-            <w:r/>
-            <w:r/>
-            <w:r/>
+              <w:t>Question 8: Data Sources (502.KE2 - Data Sources)</w:t>
+            </w:r>
           </w:p>
           <w:p>
             <w:r>
               <w:rPr>
-                <w:b w:val="0"/>
                 <w:i/>
               </w:rPr>
-              <w:t>Explain the difference between training data, validation data, and test data in the context of a machine learning model's development life cycle. Discuss the crucial role each data type plays and why it's important to have distinct sets for developing robust AI models.</w:t>
-            </w:r>
-            <w:r/>
-          </w:p>
-          <w:p>
-            <w:r/>
-            <w:r/>
-            <w:r/>
+              <w:t>Identify and describe different types of data sources commonly used in machine learning projects. How does the origin or type of data source impact the choice of machine learning model or the preprocessing steps required?</w:t>
+            </w:r>
           </w:p>
           <w:p>
             <w:r>
               <w:rPr>
-                <w:b w:val="0"/>
                 <w:i/>
               </w:rPr>
               <w:t>Your answer here.</w:t>
             </w:r>
-            <w:r/>
-          </w:p>
-          <w:p>
-            <w:r/>
-            <w:r/>
-            <w:r/>
-          </w:p>
-          <w:p/>
-          <w:p/>
-          <w:p/>
-          <w:p/>
-          <w:p/>
-          <w:p/>
-          <w:p/>
-          <w:p/>
-          <w:p/>
-          <w:p>
-            <w:r/>
-          </w:p>
-          <w:p>
-            <w:r/>
-            <w:r/>
-            <w:r/>
-          </w:p>
+          </w:p>
+          <w:p/>
+          <w:p/>
+          <w:p/>
+          <w:p/>
+          <w:p/>
+          <w:p/>
+          <w:p/>
+          <w:p/>
+          <w:p/>
+          <w:p/>
           <w:p>
             <w:pPr>
               <w:pStyle w:val="Heading4"/>
             </w:pPr>
             <w:r>
-              <w:t>Question 9: Data Sources (502.KE2 - Data Sources)</w:t>
-            </w:r>
-            <w:r/>
-          </w:p>
-          <w:p>
-            <w:r/>
-            <w:r/>
-            <w:r/>
+              <w:t>Question 9: Attribute Names (502.KE2 - Attribute Names)</w:t>
+            </w:r>
           </w:p>
           <w:p>
             <w:r>
               <w:rPr>
-                <w:b w:val="0"/>
                 <w:i/>
               </w:rPr>
-              <w:t>Identify and describe different types of data sources commonly used in machine learning projects. How does the origin or type of data source impact the choice of machine learning model or the preprocessing steps required?</w:t>
-            </w:r>
-            <w:r/>
-          </w:p>
-          <w:p>
-            <w:r/>
-            <w:r/>
-            <w:r/>
+              <w:t>Discuss how the selection and naming of attributes can influence model training and results. Provide examples of well-defined attribute names versus poor choices and their potential implications.</w:t>
+            </w:r>
           </w:p>
           <w:p>
             <w:r>
               <w:rPr>
-                <w:b w:val="0"/>
                 <w:i/>
               </w:rPr>
               <w:t>Your answer here.</w:t>
             </w:r>
-            <w:r/>
-          </w:p>
-          <w:p>
-            <w:r/>
-            <w:r/>
-            <w:r/>
-          </w:p>
-          <w:p/>
-          <w:p/>
-          <w:p/>
-          <w:p/>
-          <w:p/>
-          <w:p/>
-          <w:p/>
-          <w:p/>
-          <w:p/>
-          <w:p>
-            <w:r/>
-          </w:p>
-          <w:p>
-            <w:r/>
-            <w:r/>
-            <w:r/>
-          </w:p>
+          </w:p>
+          <w:p/>
+          <w:p/>
+          <w:p/>
+          <w:p/>
+          <w:p/>
+          <w:p/>
+          <w:p/>
+          <w:p/>
+          <w:p/>
+          <w:p/>
           <w:p>
             <w:pPr>
               <w:pStyle w:val="Heading4"/>
             </w:pPr>
             <w:r>
-              <w:t>Question 10: Attribute Names (502.KE2 - Attribute Names)</w:t>
-            </w:r>
-            <w:r/>
-          </w:p>
-          <w:p>
-            <w:r/>
-            <w:r/>
-            <w:r/>
+              <w:t>Question 10: Target Data (502.KE2 - Target Data)</w:t>
+            </w:r>
           </w:p>
           <w:p>
             <w:r>
               <w:rPr>
-                <w:b w:val="0"/>
                 <w:i/>
               </w:rPr>
-              <w:t>In machine learning datasets, attribute names serve as a critical axis of information. Discuss how the selection and naming of attributes can influence model training and results. Provide examples of well-defined attribute names versus poor choices and their potential implications.</w:t>
-            </w:r>
-            <w:r/>
-          </w:p>
-          <w:p>
-            <w:r/>
-            <w:r/>
-            <w:r/>
+              <w:t>Define target data within the scope of machine learning tasks and elaborate on its significance during model training and evaluation.</w:t>
+            </w:r>
           </w:p>
           <w:p>
             <w:r>
               <w:rPr>
-                <w:b w:val="0"/>
                 <w:i/>
               </w:rPr>
               <w:t>Your answer here.</w:t>
             </w:r>
-            <w:r/>
-          </w:p>
-          <w:p>
-            <w:r/>
-            <w:r/>
-            <w:r/>
-          </w:p>
-          <w:p/>
-          <w:p/>
-          <w:p/>
-          <w:p/>
-          <w:p/>
-          <w:p/>
-          <w:p/>
-          <w:p/>
-          <w:p/>
-          <w:p>
-            <w:r/>
-          </w:p>
-          <w:p>
-            <w:r/>
-            <w:r/>
-            <w:r/>
-          </w:p>
+          </w:p>
+          <w:p/>
+          <w:p/>
+          <w:p/>
+          <w:p/>
+          <w:p/>
+          <w:p/>
+          <w:p/>
+          <w:p/>
+          <w:p/>
+          <w:p/>
           <w:p>
             <w:pPr>
               <w:pStyle w:val="Heading4"/>
             </w:pPr>
             <w:r>
-              <w:t>Question 11: Target Data (502.KE2 - Target Data)</w:t>
-            </w:r>
-            <w:r/>
-          </w:p>
-          <w:p>
-            <w:r/>
-            <w:r/>
-            <w:r/>
+              <w:t>Question 11: Key Algorithms for Labeled and Unlabeled Data (501.KE9 &amp; 501.KE10)</w:t>
+            </w:r>
           </w:p>
           <w:p>
             <w:r>
               <w:rPr>
-                <w:b w:val="0"/>
                 <w:i/>
               </w:rPr>
-              <w:t>Define target data within the scope of machine learning tasks and elaborate on its significance during model training and evaluation. What challenges might arise if the target data is not accurately defined or if it's missing from the dataset?</w:t>
-            </w:r>
-            <w:r/>
-          </w:p>
-          <w:p>
-            <w:r/>
-            <w:r/>
-            <w:r/>
+              <w:t>Explain the key differences between algorithms used for handling labeled data and those handling unlabeled data.</w:t>
+            </w:r>
           </w:p>
           <w:p>
             <w:r>
               <w:rPr>
-                <w:b w:val="0"/>
                 <w:i/>
               </w:rPr>
               <w:t>Your answer here.</w:t>
             </w:r>
-            <w:r/>
-          </w:p>
-          <w:p>
-            <w:r/>
-            <w:r/>
-            <w:r/>
-          </w:p>
-          <w:p/>
-          <w:p/>
-          <w:p/>
-          <w:p/>
-          <w:p/>
-          <w:p/>
-          <w:p/>
-          <w:p/>
-          <w:p/>
-          <w:p>
-            <w:r/>
-          </w:p>
-          <w:p>
-            <w:r/>
-          </w:p>
-          <w:p>
-            <w:r/>
-            <w:r/>
-            <w:r/>
-          </w:p>
+          </w:p>
+          <w:p/>
+          <w:p/>
+          <w:p/>
+          <w:p/>
+          <w:p/>
+          <w:p/>
+          <w:p/>
+          <w:p/>
+          <w:p/>
+          <w:p/>
           <w:p>
             <w:pPr>
               <w:pStyle w:val="Heading4"/>
             </w:pPr>
             <w:r>
-              <w:t>Question 12: Key Algorithms for Labeled and Unlabeled Data (501.KE9 &amp; 501.KE10)</w:t>
-            </w:r>
-            <w:r/>
-          </w:p>
-          <w:p>
-            <w:r/>
-            <w:r/>
-            <w:r/>
+              <w:t>Question 12: Characteristics of Learning Types (501.KE12 &amp; 502.KE1)</w:t>
+            </w:r>
           </w:p>
           <w:p>
             <w:r>
               <w:rPr>
-                <w:b w:val="0"/>
                 <w:i/>
               </w:rPr>
-              <w:t>Explain the key differences between the algorithms used for handling labeled data and those for handling unlabeled data in machine learning. Provide examples of each type and describe a scenario where one would be more appropriate to use over the other.</w:t>
-            </w:r>
-            <w:r/>
-          </w:p>
-          <w:p>
-            <w:r/>
-          </w:p>
-          <w:p>
-            <w:r/>
-            <w:r/>
-            <w:r/>
+              <w:t>Define and compare the four categories of learning techniques in machine learning: supervised, unsupervised, semi-supervised, and reinforcement learning.</w:t>
+            </w:r>
           </w:p>
           <w:p>
             <w:r>
               <w:rPr>
-                <w:b w:val="0"/>
                 <w:i/>
               </w:rPr>
               <w:t>Your answer here.</w:t>
             </w:r>
-            <w:r/>
-          </w:p>
-          <w:p>
-            <w:r/>
-            <w:r/>
-            <w:r/>
-          </w:p>
-          <w:p/>
-          <w:p/>
-          <w:p/>
-          <w:p/>
-          <w:p/>
-          <w:p/>
-          <w:p/>
-          <w:p/>
-          <w:p/>
-          <w:p>
-            <w:r/>
-          </w:p>
-          <w:p>
-            <w:r/>
-            <w:r/>
-            <w:r/>
-          </w:p>
+          </w:p>
+          <w:p/>
+          <w:p/>
+          <w:p/>
+          <w:p/>
+          <w:p/>
+          <w:p/>
+          <w:p/>
+          <w:p/>
+          <w:p/>
+          <w:p/>
           <w:p>
             <w:pPr>
               <w:pStyle w:val="Heading4"/>
             </w:pPr>
             <w:r>
-              <w:t>Question 13: Characteristics of Learning Types (501.KE12 &amp; 502.KE1)</w:t>
-            </w:r>
-            <w:r/>
-          </w:p>
-          <w:p>
-            <w:r/>
-            <w:r/>
-            <w:r/>
+              <w:t>Question 13: Key Features and Functions of Learning Algorithms (502.KE2 - Learning Algorithms)</w:t>
+            </w:r>
           </w:p>
           <w:p>
             <w:r>
               <w:rPr>
-                <w:b w:val="0"/>
                 <w:i/>
               </w:rPr>
-              <w:t>Define and compare the four primary learning paradigms in machine learning: supervised, unsupervised, semi-supervised, and reinforcement learning. Include examples of applications or scenarios where each type of learning can be effective.</w:t>
-            </w:r>
-            <w:r/>
-          </w:p>
-          <w:p>
-            <w:r/>
-            <w:r/>
-            <w:r/>
-          </w:p>
-          <w:p>
+              <w:t>Focus on the learning algorithm of</w:t>
+            </w:r>
+            <w:r>
+              <w:t xml:space="preserve"> </w:t>
+            </w:r>
             <w:r>
               <w:rPr>
-                <w:b w:val="0"/>
+                <w:b/>
+              </w:rPr>
+              <w:t>Decision Trees</w:t>
+            </w:r>
+            <w:r>
+              <w:t xml:space="preserve">. </w:t>
+            </w:r>
+            <w:r>
+              <w:rPr>
+                <w:i/>
+              </w:rPr>
+              <w:t>Explain the fundamental principles that underpin how decision trees learn from data and make decisions. Describe how these principles influence their decision-making capabilities. Provide examples of decision tree algorithms commonly used in the field, detailing their basic functions and operations.</w:t>
+            </w:r>
+          </w:p>
+          <w:p>
+            <w:r>
+              <w:rPr>
                 <w:i/>
               </w:rPr>
               <w:t>Your answer here.</w:t>
             </w:r>
-            <w:r/>
-          </w:p>
-          <w:p>
-            <w:r/>
-            <w:r/>
-            <w:r/>
-          </w:p>
-          <w:p/>
-          <w:p/>
-          <w:p/>
-          <w:p/>
-          <w:p/>
-          <w:p/>
-          <w:p/>
-          <w:p/>
-          <w:p/>
-          <w:p>
-            <w:r/>
-          </w:p>
-          <w:p>
-            <w:r/>
-            <w:r/>
-            <w:r/>
-          </w:p>
+          </w:p>
+          <w:p/>
+          <w:p/>
+          <w:p/>
+          <w:p/>
+          <w:p/>
+          <w:p/>
+          <w:p/>
+          <w:p/>
+          <w:p/>
+          <w:p/>
           <w:p>
             <w:pPr>
               <w:pStyle w:val="Heading4"/>
             </w:pPr>
             <w:r>
-              <w:t>Question 14: Key Features and Functions of Learning Algorithms (502.KE2 - Learning Algorithms)</w:t>
-            </w:r>
-            <w:r/>
-          </w:p>
-          <w:p>
-            <w:r/>
-            <w:r/>
-            <w:r/>
+              <w:t>Question 14: Key Implementation Risks for AI, ML, and DL Technologies (401.KE4)</w:t>
+            </w:r>
           </w:p>
           <w:p>
             <w:r>
               <w:rPr>
-                <w:b w:val="0"/>
                 <w:i/>
               </w:rPr>
-              <w:t>Discuss the fundamental logic underpinning learning algorithms in machine learning. Explain how this logic governs their decision-making capabilities and provide examples of learning algorithms commonly used in the field, detailing their basic functions and operations.</w:t>
-            </w:r>
-            <w:r/>
-          </w:p>
-          <w:p>
-            <w:r/>
-            <w:r/>
-            <w:r/>
+              <w:t>Identify and discuss key risks associated with implementing AI, ML, and DL technologies.</w:t>
+            </w:r>
           </w:p>
           <w:p>
             <w:r>
               <w:rPr>
-                <w:b w:val="0"/>
                 <w:i/>
               </w:rPr>
               <w:t>Your answer here.</w:t>
             </w:r>
-            <w:r/>
-          </w:p>
-          <w:p>
-            <w:r/>
-            <w:r/>
-            <w:r/>
-          </w:p>
-          <w:p/>
-          <w:p/>
-          <w:p/>
-          <w:p/>
-          <w:p/>
-          <w:p/>
-          <w:p/>
-          <w:p/>
-          <w:p/>
-          <w:p>
-            <w:r/>
-          </w:p>
-          <w:p>
-            <w:r/>
-            <w:r/>
-            <w:r/>
-          </w:p>
+          </w:p>
+          <w:p/>
+          <w:p/>
+          <w:p/>
+          <w:p/>
+          <w:p/>
+          <w:p/>
+          <w:p/>
+          <w:p/>
+          <w:p/>
+          <w:p/>
           <w:p>
             <w:pPr>
               <w:pStyle w:val="Heading4"/>
             </w:pPr>
             <w:r>
-              <w:t>Question 15: Key Implementation Risks for AI, ML, and DL Technologies (401.KE4)</w:t>
-            </w:r>
-            <w:r/>
-          </w:p>
-          <w:p>
-            <w:r/>
-            <w:r/>
-            <w:r/>
+              <w:t>Question 15: Organisational Policies and Procedures in AI Implementation (401.KE6 &amp; 501.KE16 &amp; 501.KE18)</w:t>
+            </w:r>
           </w:p>
           <w:p>
             <w:r>
               <w:rPr>
-                <w:b w:val="0"/>
                 <w:i/>
               </w:rPr>
-              <w:t>Identify and discuss the key risks associated with implementing AI, ML, and DL technologies within an organization. Highlight specific challenges that may arise during integration and suggest strategies to mitigate these risks.</w:t>
-            </w:r>
-            <w:r/>
-          </w:p>
-          <w:p>
-            <w:r/>
-            <w:r/>
-            <w:r/>
-          </w:p>
-          <w:p>
+              <w:t xml:space="preserve">Choose one ethics principle from </w:t>
+            </w:r>
+            <w:hyperlink r:id="rId19" w:history="1">
+              <w:r>
+                <w:rPr>
+                  <w:color w:val="0000FF"/>
+                  <w:u w:val="single"/>
+                </w:rPr>
+                <w:t>Australia's AI Ethics Principles</w:t>
+              </w:r>
+            </w:hyperlink>
             <w:r>
               <w:rPr>
-                <w:b w:val="0"/>
+                <w:i/>
+              </w:rPr>
+              <w:t>. Reflect on how this principle could be implemented through organizational policies, highlighting any challenges that could present themselves regarding ethics in relation to AI implementations.</w:t>
+            </w:r>
+          </w:p>
+          <w:p>
+            <w:r>
+              <w:rPr>
                 <w:i/>
               </w:rPr>
               <w:t>Your answer here.</w:t>
             </w:r>
-            <w:r/>
-          </w:p>
-          <w:p>
-            <w:r/>
-            <w:r/>
-            <w:r/>
-          </w:p>
-          <w:p/>
-          <w:p/>
-          <w:p/>
-          <w:p/>
-          <w:p/>
-          <w:p/>
-          <w:p/>
-          <w:p/>
-          <w:p/>
-          <w:p>
-            <w:r/>
-          </w:p>
-          <w:p>
-            <w:r/>
-            <w:r/>
-            <w:r/>
-          </w:p>
+          </w:p>
+          <w:p/>
+          <w:p/>
+          <w:p/>
+          <w:p/>
+          <w:p/>
+          <w:p/>
+          <w:p/>
+          <w:p/>
+          <w:p/>
+          <w:p/>
           <w:p>
             <w:pPr>
               <w:pStyle w:val="Heading4"/>
             </w:pPr>
             <w:r>
-              <w:t>Question 16: Organisational Policies and Procedures in AI Implementation (401.KE6 &amp; 501.KE16 &amp; 501.KE18)</w:t>
-            </w:r>
-            <w:r/>
-          </w:p>
-          <w:p>
-            <w:r/>
-            <w:r/>
-            <w:r/>
+              <w:t>Question 16: Characteristics of Unbiased and Biased Datasets (501.KE6)</w:t>
+            </w:r>
           </w:p>
           <w:p>
             <w:r>
               <w:rPr>
-                <w:b w:val="0"/>
                 <w:i/>
               </w:rPr>
-              <w:t>Explain the significance of adopting secure and safe practices such to adhering to organisational policies and procedures, as well as legislative requirements when implementing AI, ML, and DL in the workplace. Consider the roles of behavioral science, data governance, ethics, and human rights in guiding safe and ethical implementations of AI.</w:t>
-            </w:r>
-            <w:r/>
-          </w:p>
-          <w:p>
-            <w:r/>
-            <w:r/>
-            <w:r/>
+              <w:t>Define what constitutes an unbiased dataset and a biased dataset in the context of machine learning. Discuss the potential implications and risks of using biased datasets in AI model development and deployment, including real-world examples where bias has affected outcomes. Provide strategies for detecting and mitigating data bias to ensure fair and equitable AI systems.</w:t>
+            </w:r>
           </w:p>
           <w:p>
             <w:r>
               <w:rPr>
-                <w:b w:val="0"/>
                 <w:i/>
               </w:rPr>
               <w:t>Your answer here.</w:t>
             </w:r>
-            <w:r/>
-          </w:p>
-          <w:p>
-            <w:r/>
-            <w:r/>
-            <w:r/>
-          </w:p>
-          <w:p/>
-          <w:p/>
-          <w:p/>
-          <w:p/>
-          <w:p/>
-          <w:p/>
-          <w:p/>
-          <w:p/>
-          <w:p/>
-          <w:p>
-            <w:r/>
-          </w:p>
-          <w:p>
-            <w:r/>
-            <w:r/>
-            <w:r/>
-          </w:p>
+          </w:p>
+          <w:p/>
+          <w:p/>
+          <w:p/>
+          <w:p/>
+          <w:p/>
+          <w:p/>
+          <w:p/>
+          <w:p/>
+          <w:p/>
+          <w:p/>
           <w:p>
             <w:pPr>
               <w:pStyle w:val="Heading4"/>
             </w:pPr>
             <w:r>
-              <w:t>Question 17: Characteristics of Unbiased and Biased Datasets (501.KE6)</w:t>
-            </w:r>
-            <w:r/>
-          </w:p>
-          <w:p>
-            <w:r/>
-            <w:r/>
-            <w:r/>
+              <w:t>Question 17: Australia’s Artificial Intelligence Ethics Framework (501.KE18)</w:t>
+            </w:r>
           </w:p>
           <w:p>
             <w:r>
               <w:rPr>
-                <w:b w:val="0"/>
                 <w:i/>
               </w:rPr>
-              <w:t>Define what constitutes an unbiased dataset and a biased dataset in the context of machine learning. Discuss the potential implications and risks of using biased datasets in AI model development and deployment, including real-world examples where bias has affected outcomes. Provide strategies for detecting and mitigating data bias to ensure fair and equitable AI systems.</w:t>
-            </w:r>
-            <w:r/>
-          </w:p>
-          <w:p>
-            <w:r/>
-            <w:r/>
-            <w:r/>
+              <w:t>Discuss the key principles and guidelines outlined in Australia’s Artificial Intelligence Ethics Framework. Explain how these principles can be applied to the design, development, implementation, and operation of AI systems within an organization to ensure ethical, transparent, and responsible use of artificial intelligence.</w:t>
+            </w:r>
           </w:p>
           <w:p>
             <w:r>
               <w:rPr>
-                <w:b w:val="0"/>
                 <w:i/>
               </w:rPr>
               <w:t>Your answer here.</w:t>
             </w:r>
-            <w:r/>
-          </w:p>
-          <w:p>
-            <w:r/>
-            <w:r/>
-            <w:r/>
-          </w:p>
-          <w:p/>
-          <w:p/>
-          <w:p/>
-          <w:p/>
-          <w:p/>
-          <w:p/>
-          <w:p/>
-          <w:p/>
-          <w:p/>
-          <w:p>
-            <w:r/>
-          </w:p>
-          <w:p>
-            <w:r/>
-            <w:r/>
-            <w:r/>
-          </w:p>
+          </w:p>
+          <w:p/>
+          <w:p/>
+          <w:p/>
+          <w:p/>
+          <w:p/>
+          <w:p/>
+          <w:p/>
+          <w:p/>
+          <w:p/>
+          <w:p/>
           <w:p>
             <w:pPr>
               <w:pStyle w:val="Heading4"/>
             </w:pPr>
             <w:r>
-              <w:t>Question 18: Australia’s Artificial Intelligence Ethics Framework (501.KE18)</w:t>
-            </w:r>
-            <w:r/>
-          </w:p>
-          <w:p>
-            <w:r/>
-            <w:r/>
-            <w:r/>
+              <w:t>Question 18: Industry-Recognised Machine Learning Principles and Techniques (501.KE2 &amp; 501.KE3)</w:t>
+            </w:r>
           </w:p>
           <w:p>
             <w:r>
               <w:rPr>
-                <w:b w:val="0"/>
                 <w:i/>
               </w:rPr>
-              <w:t>Discuss the key principles and guidelines outlined in Australia’s Artificial Intelligence Ethics Framework. Explain how these principles can be applied to the design, development, implementation, and operation of AI systems within an organization to ensure ethical, transparent, and responsible use of artificial intelligence.</w:t>
-            </w:r>
-            <w:r/>
-          </w:p>
-          <w:p>
-            <w:r/>
-            <w:r/>
-            <w:r/>
+              <w:t>Below are some examples of industry-recognised machine learning principles and techniques:</w:t>
+            </w:r>
+          </w:p>
+          <w:p/>
+          <w:tbl>
+            <w:tblPr>
+              <w:tblStyle w:val="TableGrid"/>
+              <w:tblW w:type="auto" w:w="0"/>
+              <w:tblLook w:firstColumn="1" w:firstRow="1" w:lastColumn="0" w:lastRow="0" w:noHBand="0" w:noVBand="1" w:val="04A0"/>
+            </w:tblPr>
+            <w:tblGrid>
+              <w:gridCol w:w="5046"/>
+              <w:gridCol w:w="5046"/>
+            </w:tblGrid>
+            <w:tr>
+              <w:tc>
+                <w:tcPr>
+                  <w:tcW w:type="dxa" w:w="5046"/>
+                </w:tcPr>
+                <w:p>
+                  <w:r>
+                    <w:rPr>
+                      <w:b/>
+                    </w:rPr>
+                    <w:t>Principles</w:t>
+                  </w:r>
+                </w:p>
+              </w:tc>
+              <w:tc>
+                <w:tcPr>
+                  <w:tcW w:type="dxa" w:w="5046"/>
+                </w:tcPr>
+                <w:p>
+                  <w:r>
+                    <w:rPr>
+                      <w:b/>
+                    </w:rPr>
+                    <w:t>Techniques</w:t>
+                  </w:r>
+                </w:p>
+              </w:tc>
+            </w:tr>
+            <w:tr>
+              <w:tc>
+                <w:tcPr>
+                  <w:tcW w:type="dxa" w:w="5046"/>
+                </w:tcPr>
+                <w:p>
+                  <w:r>
+                    <w:t>Model Interpretability and Explainability</w:t>
+                  </w:r>
+                </w:p>
+              </w:tc>
+              <w:tc>
+                <w:tcPr>
+                  <w:tcW w:type="dxa" w:w="5046"/>
+                </w:tcPr>
+                <w:p>
+                  <w:r>
+                    <w:t>Cross-Validation</w:t>
+                  </w:r>
+                </w:p>
+              </w:tc>
+            </w:tr>
+            <w:tr>
+              <w:tc>
+                <w:tcPr>
+                  <w:tcW w:type="dxa" w:w="5046"/>
+                </w:tcPr>
+                <w:p>
+                  <w:r>
+                    <w:t>Data Privacy and Security</w:t>
+                  </w:r>
+                </w:p>
+              </w:tc>
+              <w:tc>
+                <w:tcPr>
+                  <w:tcW w:type="dxa" w:w="5046"/>
+                </w:tcPr>
+                <w:p>
+                  <w:r>
+                    <w:t>Feature Engineering</w:t>
+                  </w:r>
+                </w:p>
+              </w:tc>
+            </w:tr>
+            <w:tr>
+              <w:tc>
+                <w:tcPr>
+                  <w:tcW w:type="dxa" w:w="5046"/>
+                </w:tcPr>
+                <w:p>
+                  <w:r>
+                    <w:t>Fairness and Bias Mitigation</w:t>
+                  </w:r>
+                </w:p>
+              </w:tc>
+              <w:tc>
+                <w:tcPr>
+                  <w:tcW w:type="dxa" w:w="5046"/>
+                </w:tcPr>
+                <w:p>
+                  <w:r>
+                    <w:t>Regularization Techniques</w:t>
+                  </w:r>
+                </w:p>
+              </w:tc>
+            </w:tr>
+            <w:tr>
+              <w:tc>
+                <w:tcPr>
+                  <w:tcW w:type="dxa" w:w="5046"/>
+                </w:tcPr>
+                <w:p>
+                  <w:r>
+                    <w:t>Robustness and Reliability</w:t>
+                  </w:r>
+                </w:p>
+              </w:tc>
+              <w:tc>
+                <w:tcPr>
+                  <w:tcW w:type="dxa" w:w="5046"/>
+                </w:tcPr>
+                <w:p>
+                  <w:r>
+                    <w:t>Ensemble Methods</w:t>
+                  </w:r>
+                </w:p>
+              </w:tc>
+            </w:tr>
+            <w:tr>
+              <w:tc>
+                <w:tcPr>
+                  <w:tcW w:type="dxa" w:w="5046"/>
+                </w:tcPr>
+                <w:p>
+                  <w:r>
+                    <w:t>Scalability and Efficiency</w:t>
+                  </w:r>
+                </w:p>
+              </w:tc>
+              <w:tc>
+                <w:tcPr>
+                  <w:tcW w:type="dxa" w:w="5046"/>
+                </w:tcPr>
+                <w:p>
+                  <w:r>
+                    <w:t>Hyperparameter Tuning</w:t>
+                  </w:r>
+                </w:p>
+              </w:tc>
+            </w:tr>
+            <w:tr>
+              <w:tc>
+                <w:tcPr>
+                  <w:tcW w:type="dxa" w:w="5046"/>
+                </w:tcPr>
+                <w:p>
+                  <w:r>
+                    <w:t>Ethical AI Practices</w:t>
+                  </w:r>
+                </w:p>
+              </w:tc>
+              <w:tc>
+                <w:tcPr>
+                  <w:tcW w:type="dxa" w:w="5046"/>
+                </w:tcPr>
+                <w:p>
+                  <w:r>
+                    <w:t>Dimensionality Reduction</w:t>
+                  </w:r>
+                </w:p>
+              </w:tc>
+            </w:tr>
+          </w:tbl>
+          <w:p/>
+          <w:p>
+            <w:r>
+              <w:br/>
+            </w:r>
           </w:p>
           <w:p>
             <w:r>
               <w:rPr>
-                <w:b w:val="0"/>
+                <w:i/>
+              </w:rPr>
+              <w:t>Choose three of these principles and/or techniques and define them, explaining their significance in machine learning applications.</w:t>
+            </w:r>
+          </w:p>
+          <w:p>
+            <w:r>
+              <w:rPr>
                 <w:i/>
               </w:rPr>
               <w:t>Your answer here.</w:t>
             </w:r>
-            <w:r/>
-          </w:p>
-          <w:p>
-            <w:r/>
-            <w:r/>
-            <w:r/>
-          </w:p>
-          <w:p/>
-          <w:p/>
-          <w:p/>
-          <w:p/>
-          <w:p/>
-          <w:p/>
-          <w:p/>
-          <w:p/>
-          <w:p/>
-          <w:p>
-            <w:r/>
-          </w:p>
-          <w:p>
-            <w:r/>
-            <w:r/>
-            <w:r/>
-          </w:p>
+          </w:p>
+          <w:p/>
+          <w:p/>
+          <w:p/>
+          <w:p/>
+          <w:p/>
+          <w:p/>
+          <w:p/>
+          <w:p/>
+          <w:p/>
+          <w:p/>
           <w:p>
             <w:pPr>
               <w:pStyle w:val="Heading4"/>
             </w:pPr>
             <w:r>
-              <w:t>Question 19: Industry-Recognised Machine Learning Principles and Techniques (501.KE2 &amp; 501.KE3)</w:t>
-            </w:r>
-            <w:r/>
-          </w:p>
-          <w:p>
-            <w:r/>
-            <w:r/>
-            <w:r/>
+              <w:t>Question 19: Advantages and Disadvantages of AI, ML, and DL (401.KE3)</w:t>
+            </w:r>
           </w:p>
           <w:p>
             <w:r>
               <w:rPr>
-                <w:b w:val="0"/>
                 <w:i/>
               </w:rPr>
-              <w:t>Identify and explain several industry-recognised principles and techniques in machine learning. Discuss how these are applied in practice to improve the automation of work tasks and enhance organisational productivity. Provide real-world examples to illustrate the application of these principles and techniques.</w:t>
-            </w:r>
-            <w:r/>
-          </w:p>
-          <w:p>
-            <w:r/>
-            <w:r/>
-            <w:r/>
+              <w:t>Describe the key advantages and disadvantages of implementing AI, ML, and DL technologies in organizations. Provide examples to illustrate how these technologies can both positively and negatively impact business operations.</w:t>
+            </w:r>
           </w:p>
           <w:p>
             <w:r>
               <w:rPr>
-                <w:b w:val="0"/>
                 <w:i/>
               </w:rPr>
               <w:t>Your answer here.</w:t>
             </w:r>
-            <w:r/>
-          </w:p>
-          <w:p>
-            <w:r/>
-            <w:r/>
-            <w:r/>
-          </w:p>
-          <w:p/>
-          <w:p/>
-          <w:p/>
-          <w:p/>
-          <w:p/>
-          <w:p/>
-          <w:p/>
-          <w:p/>
-          <w:p/>
-          <w:p>
-            <w:r/>
-          </w:p>
-          <w:p>
-            <w:r/>
-          </w:p>
-          <w:p>
-            <w:r/>
-            <w:r/>
-            <w:r/>
-          </w:p>
-          <w:p>
-            <w:pPr>
-              <w:pStyle w:val="Heading4"/>
-            </w:pPr>
-            <w:r>
-              <w:t>Question 20: Advantages and Disadvantages of AI, ML, and DL (401.KE3)</w:t>
-            </w:r>
-            <w:r/>
-            <w:r/>
-            <w:r/>
-          </w:p>
-          <w:p>
-            <w:r>
-              <w:rPr>
-                <w:b w:val="0"/>
-                <w:i/>
-              </w:rPr>
-              <w:t>Describe the key advantages and disadvantages of implementing AI, ML, and DL technologies in organizations. Provide examples to illustrate how these technologies can both positively and negatively impact business operations.</w:t>
-            </w:r>
-            <w:r/>
-          </w:p>
-          <w:p>
-            <w:r/>
-            <w:r/>
-            <w:r/>
-          </w:p>
-          <w:p>
-            <w:r>
-              <w:rPr>
-                <w:b w:val="0"/>
-                <w:i/>
-              </w:rPr>
-              <w:t>Your answer here.</w:t>
-            </w:r>
-            <w:r/>
-          </w:p>
-          <w:p>
-            <w:r/>
-            <w:r/>
-            <w:r/>
-          </w:p>
-          <w:p/>
-          <w:p/>
-          <w:p/>
-          <w:p/>
-          <w:p/>
-          <w:p/>
-          <w:p/>
-          <w:p/>
-          <w:p/>
-          <w:p>
-            <w:r/>
-          </w:p>
+          </w:p>
+          <w:p/>
+          <w:p/>
+          <w:p/>
+          <w:p/>
+          <w:p/>
+          <w:p/>
+          <w:p/>
+          <w:p/>
+          <w:p/>
+          <w:p/>
         </w:tc>
       </w:tr>
     </w:tbl>
@@ -1865,7 +1444,6 @@
     </w:p>
     <w:tbl>
       <w:tblPr>
-        <w:tblStyle w:val="GridTable7Colourful"/>
         <w:tblW w:type="auto" w:w="0"/>
         <w:tblLayout w:type="autofit"/>
         <w:tblLook w:firstColumn="1" w:firstRow="1" w:lastColumn="0" w:lastRow="0" w:noHBand="0" w:noVBand="1" w:val="04A0"/>

--- a/example/2 KAD/5 Assess Tool/AT2 Knowledge Based Assessment/Assessment Task Tool (F122A12).docx
+++ b/example/2 KAD/5 Assess Tool/AT2 Knowledge Based Assessment/Assessment Task Tool (F122A12).docx
@@ -294,11 +294,8 @@
             <w:shd w:val="clear" w:color="auto" w:fill="auto"/>
           </w:tcPr>
           <w:p>
-            <w:r/>
-          </w:p>
-          <w:p>
             <w:pPr>
-              <w:pStyle w:val="ListBullet"/>
+              <w:pStyle w:val="ListBullet2"/>
             </w:pPr>
             <w:r>
               <w:t>Access to academic journals</w:t>
@@ -306,7 +303,7 @@
           </w:p>
           <w:p>
             <w:pPr>
-              <w:pStyle w:val="ListBullet"/>
+              <w:pStyle w:val="ListBullet2"/>
             </w:pPr>
             <w:r>
               <w:t>Online databases and resources</w:t>
@@ -314,7 +311,7 @@
           </w:p>
           <w:p>
             <w:pPr>
-              <w:pStyle w:val="ListBullet"/>
+              <w:pStyle w:val="ListBullet2"/>
             </w:pPr>
             <w:r>
               <w:t>Course materials and textbooks</w:t>
@@ -322,7 +319,7 @@
           </w:p>
           <w:p>
             <w:pPr>
-              <w:pStyle w:val="ListBullet"/>
+              <w:pStyle w:val="ListBullet2"/>
             </w:pPr>
             <w:r>
               <w:t>Student's personal notes</w:t>
@@ -366,9 +363,6 @@
             <w:shd w:val="clear" w:color="auto" w:fill="auto"/>
           </w:tcPr>
           <w:p>
-            <w:r/>
-          </w:p>
-          <w:p>
             <w:r>
               <w:t>You are to complete a Knowledge-Based Assessment that covers the Key Elements of Knowledge from Week 1 to Week 6. These questions are based on the topics discussed in lectures and tutorials, and they assess your understanding and ability to apply theoretical concepts to practical situations.</w:t>
             </w:r>
@@ -396,7 +390,7 @@
           </w:p>
           <w:p>
             <w:pPr>
-              <w:pStyle w:val="ListBullet"/>
+              <w:pStyle w:val="ListBullet2"/>
             </w:pPr>
             <w:r>
               <w:t>Once you have completed all parts of the KBA, submit through the blackboard portal as a .docx file.</w:t>
@@ -404,7 +398,7 @@
           </w:p>
           <w:p>
             <w:pPr>
-              <w:pStyle w:val="ListBullet"/>
+              <w:pStyle w:val="ListBullet2"/>
             </w:pPr>
             <w:r>
               <w:t>Include any supplementary material such as diagrams or code snippets that are referenced in your responses.</w:t>
@@ -490,9 +484,6 @@
             <w:shd w:val="clear" w:color="auto" w:fill="auto"/>
           </w:tcPr>
           <w:p>
-            <w:r/>
-          </w:p>
-          <w:p>
             <w:pPr>
               <w:pStyle w:val="Heading2"/>
             </w:pPr>
@@ -557,7 +548,7 @@
           </w:p>
           <w:p>
             <w:pPr>
-              <w:pStyle w:val="ListBullet"/>
+              <w:pStyle w:val="ListBullet2"/>
             </w:pPr>
             <w:r>
               <w:t>Creating and managing email campaigns</w:t>
@@ -565,7 +556,7 @@
           </w:p>
           <w:p>
             <w:pPr>
-              <w:pStyle w:val="ListBullet"/>
+              <w:pStyle w:val="ListBullet2"/>
             </w:pPr>
             <w:r>
               <w:t>Using chatbots and automated messaging platforms</w:t>
@@ -573,7 +564,7 @@
           </w:p>
           <w:p>
             <w:pPr>
-              <w:pStyle w:val="ListBullet"/>
+              <w:pStyle w:val="ListBullet2"/>
             </w:pPr>
             <w:r>
               <w:t>Analyzing trends within datasets</w:t>
@@ -581,7 +572,7 @@
           </w:p>
           <w:p>
             <w:pPr>
-              <w:pStyle w:val="ListBullet"/>
+              <w:pStyle w:val="ListBullet2"/>
             </w:pPr>
             <w:r>
               <w:t>Hiring and recruitment</w:t>
@@ -589,7 +580,7 @@
           </w:p>
           <w:p>
             <w:pPr>
-              <w:pStyle w:val="ListBullet"/>
+              <w:pStyle w:val="ListBullet2"/>
             </w:pPr>
             <w:r>
               <w:t>Employee help desk support services</w:t>
@@ -597,7 +588,7 @@
           </w:p>
           <w:p>
             <w:pPr>
-              <w:pStyle w:val="ListBullet"/>
+              <w:pStyle w:val="ListBullet2"/>
             </w:pPr>
             <w:r>
               <w:t>Generating customer support logs and tickets</w:t>
@@ -979,25 +970,20 @@
               <w:rPr>
                 <w:i/>
               </w:rPr>
-              <w:t>Focus on the learning algorithm of</w:t>
-            </w:r>
-            <w:r>
-              <w:t xml:space="preserve"> </w:t>
+              <w:t xml:space="preserve">Focus on the learning algorithm of </w:t>
             </w:r>
             <w:r>
               <w:rPr>
                 <w:b/>
+                <w:i/>
               </w:rPr>
               <w:t>Decision Trees</w:t>
-            </w:r>
-            <w:r>
-              <w:t xml:space="preserve">. </w:t>
             </w:r>
             <w:r>
               <w:rPr>
                 <w:i/>
               </w:rPr>
-              <w:t>Explain the fundamental principles that underpin how decision trees learn from data and make decisions. Describe how these principles influence their decision-making capabilities. Provide examples of decision tree algorithms commonly used in the field, detailing their basic functions and operations.</w:t>
+              <w:t>. Explain the fundamental principles that underpin how decision trees learn from data and make decisions. Describe how these principles influence their decision-making capabilities. Provide examples of decision tree algorithms commonly used in the field, detailing their basic functions and operations.</w:t>
             </w:r>
           </w:p>
           <w:p>
@@ -1148,7 +1134,7 @@
               <w:rPr>
                 <w:i/>
               </w:rPr>
-              <w:t>Discuss the key principles and guidelines outlined in Australia’s Artificial Intelligence Ethics Framework. Explain how these principles can be applied to the design, development, implementation, and operation of AI systems within an organization to ensure ethical, transparent, and responsible use of artificial intelligence.</w:t>
+              <w:t>Name at least two key principles outlined in Australia’s Artificial Intelligence Ethics Framework. Explain why these principles are important when considering the design, development, implementation, and operation of AI systems within an organization to ensure ethical, transparent, and responsible use of artificial intelligence.</w:t>
             </w:r>
           </w:p>
           <w:p>
@@ -4634,6 +4620,408 @@
       </w:tcPr>
     </w:tblStylePr>
   </w:style>
+  <w:style w:type="paragraph" w:customStyle="1" w:styleId="Heading7">
+    <w:name w:val="heading 7"/>
+  </w:style>
+  <w:style w:type="paragraph" w:customStyle="1" w:styleId="Heading8">
+    <w:name w:val="heading 8"/>
+  </w:style>
+  <w:style w:type="paragraph" w:customStyle="1" w:styleId="Heading9">
+    <w:name w:val="heading 9"/>
+  </w:style>
+  <w:style w:type="paragraph" w:customStyle="1" w:styleId="NoSpacing">
+    <w:name w:val="No Spacing"/>
+  </w:style>
+  <w:style w:type="paragraph" w:customStyle="1" w:styleId="Title">
+    <w:name w:val="Title"/>
+  </w:style>
+  <w:style w:type="paragraph" w:customStyle="1" w:styleId="TitleChar">
+    <w:name w:val="Title Char"/>
+  </w:style>
+  <w:style w:type="paragraph" w:customStyle="1" w:styleId="Subtitle">
+    <w:name w:val="Subtitle"/>
+  </w:style>
+  <w:style w:type="paragraph" w:customStyle="1" w:styleId="SubtitleChar">
+    <w:name w:val="Subtitle Char"/>
+  </w:style>
+  <w:style w:type="paragraph" w:customStyle="1" w:styleId="BodyTextChar">
+    <w:name w:val="Body Text Char"/>
+  </w:style>
+  <w:style w:type="paragraph" w:customStyle="1" w:styleId="BodyText2">
+    <w:name w:val="Body Text 2"/>
+  </w:style>
+  <w:style w:type="paragraph" w:customStyle="1" w:styleId="BodyText2Char">
+    <w:name w:val="Body Text 2 Char"/>
+  </w:style>
+  <w:style w:type="paragraph" w:customStyle="1" w:styleId="BodyText3">
+    <w:name w:val="Body Text 3"/>
+  </w:style>
+  <w:style w:type="paragraph" w:customStyle="1" w:styleId="BodyText3Char">
+    <w:name w:val="Body Text 3 Char"/>
+  </w:style>
+  <w:style w:type="paragraph" w:customStyle="1" w:styleId="List">
+    <w:name w:val="List"/>
+  </w:style>
+  <w:style w:type="paragraph" w:customStyle="1" w:styleId="List2">
+    <w:name w:val="List 2"/>
+  </w:style>
+  <w:style w:type="paragraph" w:customStyle="1" w:styleId="List3">
+    <w:name w:val="List 3"/>
+  </w:style>
+  <w:style w:type="paragraph" w:customStyle="1" w:styleId="ListContinue">
+    <w:name w:val="List Continue"/>
+  </w:style>
+  <w:style w:type="paragraph" w:customStyle="1" w:styleId="ListContinue2">
+    <w:name w:val="List Continue 2"/>
+  </w:style>
+  <w:style w:type="paragraph" w:customStyle="1" w:styleId="ListContinue3">
+    <w:name w:val="List Continue 3"/>
+  </w:style>
+  <w:style w:type="paragraph" w:customStyle="1" w:styleId="macro">
+    <w:name w:val="macro"/>
+  </w:style>
+  <w:style w:type="paragraph" w:customStyle="1" w:styleId="MacroTextChar">
+    <w:name w:val="Macro Text Char"/>
+  </w:style>
+  <w:style w:type="paragraph" w:customStyle="1" w:styleId="Quote">
+    <w:name w:val="Quote"/>
+  </w:style>
+  <w:style w:type="paragraph" w:customStyle="1" w:styleId="QuoteChar">
+    <w:name w:val="Quote Char"/>
+  </w:style>
+  <w:style w:type="paragraph" w:customStyle="1" w:styleId="Heading7Char">
+    <w:name w:val="Heading 7 Char"/>
+  </w:style>
+  <w:style w:type="paragraph" w:customStyle="1" w:styleId="Heading8Char">
+    <w:name w:val="Heading 8 Char"/>
+  </w:style>
+  <w:style w:type="paragraph" w:customStyle="1" w:styleId="Heading9Char">
+    <w:name w:val="Heading 9 Char"/>
+  </w:style>
+  <w:style w:type="paragraph" w:customStyle="1" w:styleId="Caption">
+    <w:name w:val="caption"/>
+  </w:style>
+  <w:style w:type="paragraph" w:customStyle="1" w:styleId="Strong">
+    <w:name w:val="Strong"/>
+  </w:style>
+  <w:style w:type="paragraph" w:customStyle="1" w:styleId="Emphasis">
+    <w:name w:val="Emphasis"/>
+  </w:style>
+  <w:style w:type="paragraph" w:customStyle="1" w:styleId="IntenseQuote">
+    <w:name w:val="Intense Quote"/>
+  </w:style>
+  <w:style w:type="paragraph" w:customStyle="1" w:styleId="IntenseQuoteChar">
+    <w:name w:val="Intense Quote Char"/>
+  </w:style>
+  <w:style w:type="paragraph" w:customStyle="1" w:styleId="SubtleEmphasis">
+    <w:name w:val="Subtle Emphasis"/>
+  </w:style>
+  <w:style w:type="paragraph" w:customStyle="1" w:styleId="SubtleReference">
+    <w:name w:val="Subtle Reference"/>
+  </w:style>
+  <w:style w:type="paragraph" w:customStyle="1" w:styleId="IntenseReference">
+    <w:name w:val="Intense Reference"/>
+  </w:style>
+  <w:style w:type="paragraph" w:customStyle="1" w:styleId="BookTitle">
+    <w:name w:val="Book Title"/>
+  </w:style>
+  <w:style w:type="paragraph" w:customStyle="1" w:styleId="TOCHeading">
+    <w:name w:val="TOC Heading"/>
+  </w:style>
+  <w:style w:type="paragraph" w:customStyle="1" w:styleId="LightShading">
+    <w:name w:val="Light Shading"/>
+  </w:style>
+  <w:style w:type="paragraph" w:customStyle="1" w:styleId="LightShadingAccent1">
+    <w:name w:val="Light Shading Accent 1"/>
+  </w:style>
+  <w:style w:type="paragraph" w:customStyle="1" w:styleId="LightShadingAccent2">
+    <w:name w:val="Light Shading Accent 2"/>
+  </w:style>
+  <w:style w:type="paragraph" w:customStyle="1" w:styleId="LightShadingAccent3">
+    <w:name w:val="Light Shading Accent 3"/>
+  </w:style>
+  <w:style w:type="paragraph" w:customStyle="1" w:styleId="LightShadingAccent4">
+    <w:name w:val="Light Shading Accent 4"/>
+  </w:style>
+  <w:style w:type="paragraph" w:customStyle="1" w:styleId="LightShadingAccent5">
+    <w:name w:val="Light Shading Accent 5"/>
+  </w:style>
+  <w:style w:type="paragraph" w:customStyle="1" w:styleId="LightShadingAccent6">
+    <w:name w:val="Light Shading Accent 6"/>
+  </w:style>
+  <w:style w:type="paragraph" w:customStyle="1" w:styleId="LightList">
+    <w:name w:val="Light List"/>
+  </w:style>
+  <w:style w:type="paragraph" w:customStyle="1" w:styleId="LightListAccent1">
+    <w:name w:val="Light List Accent 1"/>
+  </w:style>
+  <w:style w:type="paragraph" w:customStyle="1" w:styleId="LightListAccent2">
+    <w:name w:val="Light List Accent 2"/>
+  </w:style>
+  <w:style w:type="paragraph" w:customStyle="1" w:styleId="LightListAccent3">
+    <w:name w:val="Light List Accent 3"/>
+  </w:style>
+  <w:style w:type="paragraph" w:customStyle="1" w:styleId="LightListAccent4">
+    <w:name w:val="Light List Accent 4"/>
+  </w:style>
+  <w:style w:type="paragraph" w:customStyle="1" w:styleId="LightListAccent5">
+    <w:name w:val="Light List Accent 5"/>
+  </w:style>
+  <w:style w:type="paragraph" w:customStyle="1" w:styleId="LightListAccent6">
+    <w:name w:val="Light List Accent 6"/>
+  </w:style>
+  <w:style w:type="paragraph" w:customStyle="1" w:styleId="LightGrid">
+    <w:name w:val="Light Grid"/>
+  </w:style>
+  <w:style w:type="paragraph" w:customStyle="1" w:styleId="LightGridAccent1">
+    <w:name w:val="Light Grid Accent 1"/>
+  </w:style>
+  <w:style w:type="paragraph" w:customStyle="1" w:styleId="LightGridAccent2">
+    <w:name w:val="Light Grid Accent 2"/>
+  </w:style>
+  <w:style w:type="paragraph" w:customStyle="1" w:styleId="LightGridAccent3">
+    <w:name w:val="Light Grid Accent 3"/>
+  </w:style>
+  <w:style w:type="paragraph" w:customStyle="1" w:styleId="LightGridAccent4">
+    <w:name w:val="Light Grid Accent 4"/>
+  </w:style>
+  <w:style w:type="paragraph" w:customStyle="1" w:styleId="LightGridAccent5">
+    <w:name w:val="Light Grid Accent 5"/>
+  </w:style>
+  <w:style w:type="paragraph" w:customStyle="1" w:styleId="LightGridAccent6">
+    <w:name w:val="Light Grid Accent 6"/>
+  </w:style>
+  <w:style w:type="paragraph" w:customStyle="1" w:styleId="MediumShading1">
+    <w:name w:val="Medium Shading 1"/>
+  </w:style>
+  <w:style w:type="paragraph" w:customStyle="1" w:styleId="MediumShading1Accent1">
+    <w:name w:val="Medium Shading 1 Accent 1"/>
+  </w:style>
+  <w:style w:type="paragraph" w:customStyle="1" w:styleId="MediumShading1Accent2">
+    <w:name w:val="Medium Shading 1 Accent 2"/>
+  </w:style>
+  <w:style w:type="paragraph" w:customStyle="1" w:styleId="MediumShading1Accent3">
+    <w:name w:val="Medium Shading 1 Accent 3"/>
+  </w:style>
+  <w:style w:type="paragraph" w:customStyle="1" w:styleId="MediumShading1Accent4">
+    <w:name w:val="Medium Shading 1 Accent 4"/>
+  </w:style>
+  <w:style w:type="paragraph" w:customStyle="1" w:styleId="MediumShading1Accent5">
+    <w:name w:val="Medium Shading 1 Accent 5"/>
+  </w:style>
+  <w:style w:type="paragraph" w:customStyle="1" w:styleId="MediumShading1Accent6">
+    <w:name w:val="Medium Shading 1 Accent 6"/>
+  </w:style>
+  <w:style w:type="paragraph" w:customStyle="1" w:styleId="MediumShading2">
+    <w:name w:val="Medium Shading 2"/>
+  </w:style>
+  <w:style w:type="paragraph" w:customStyle="1" w:styleId="MediumShading2Accent1">
+    <w:name w:val="Medium Shading 2 Accent 1"/>
+  </w:style>
+  <w:style w:type="paragraph" w:customStyle="1" w:styleId="MediumShading2Accent2">
+    <w:name w:val="Medium Shading 2 Accent 2"/>
+  </w:style>
+  <w:style w:type="paragraph" w:customStyle="1" w:styleId="MediumShading2Accent3">
+    <w:name w:val="Medium Shading 2 Accent 3"/>
+  </w:style>
+  <w:style w:type="paragraph" w:customStyle="1" w:styleId="MediumShading2Accent4">
+    <w:name w:val="Medium Shading 2 Accent 4"/>
+  </w:style>
+  <w:style w:type="paragraph" w:customStyle="1" w:styleId="MediumShading2Accent5">
+    <w:name w:val="Medium Shading 2 Accent 5"/>
+  </w:style>
+  <w:style w:type="paragraph" w:customStyle="1" w:styleId="MediumShading2Accent6">
+    <w:name w:val="Medium Shading 2 Accent 6"/>
+  </w:style>
+  <w:style w:type="paragraph" w:customStyle="1" w:styleId="MediumList1">
+    <w:name w:val="Medium List 1"/>
+  </w:style>
+  <w:style w:type="paragraph" w:customStyle="1" w:styleId="MediumList1Accent1">
+    <w:name w:val="Medium List 1 Accent 1"/>
+  </w:style>
+  <w:style w:type="paragraph" w:customStyle="1" w:styleId="MediumList1Accent2">
+    <w:name w:val="Medium List 1 Accent 2"/>
+  </w:style>
+  <w:style w:type="paragraph" w:customStyle="1" w:styleId="MediumList1Accent3">
+    <w:name w:val="Medium List 1 Accent 3"/>
+  </w:style>
+  <w:style w:type="paragraph" w:customStyle="1" w:styleId="MediumList1Accent4">
+    <w:name w:val="Medium List 1 Accent 4"/>
+  </w:style>
+  <w:style w:type="paragraph" w:customStyle="1" w:styleId="MediumList1Accent5">
+    <w:name w:val="Medium List 1 Accent 5"/>
+  </w:style>
+  <w:style w:type="paragraph" w:customStyle="1" w:styleId="MediumList1Accent6">
+    <w:name w:val="Medium List 1 Accent 6"/>
+  </w:style>
+  <w:style w:type="paragraph" w:customStyle="1" w:styleId="MediumList2">
+    <w:name w:val="Medium List 2"/>
+  </w:style>
+  <w:style w:type="paragraph" w:customStyle="1" w:styleId="MediumList2Accent1">
+    <w:name w:val="Medium List 2 Accent 1"/>
+  </w:style>
+  <w:style w:type="paragraph" w:customStyle="1" w:styleId="MediumList2Accent2">
+    <w:name w:val="Medium List 2 Accent 2"/>
+  </w:style>
+  <w:style w:type="paragraph" w:customStyle="1" w:styleId="MediumList2Accent3">
+    <w:name w:val="Medium List 2 Accent 3"/>
+  </w:style>
+  <w:style w:type="paragraph" w:customStyle="1" w:styleId="MediumList2Accent4">
+    <w:name w:val="Medium List 2 Accent 4"/>
+  </w:style>
+  <w:style w:type="paragraph" w:customStyle="1" w:styleId="MediumList2Accent5">
+    <w:name w:val="Medium List 2 Accent 5"/>
+  </w:style>
+  <w:style w:type="paragraph" w:customStyle="1" w:styleId="MediumList2Accent6">
+    <w:name w:val="Medium List 2 Accent 6"/>
+  </w:style>
+  <w:style w:type="paragraph" w:customStyle="1" w:styleId="MediumGrid1">
+    <w:name w:val="Medium Grid 1"/>
+  </w:style>
+  <w:style w:type="paragraph" w:customStyle="1" w:styleId="MediumGrid1Accent1">
+    <w:name w:val="Medium Grid 1 Accent 1"/>
+  </w:style>
+  <w:style w:type="paragraph" w:customStyle="1" w:styleId="MediumGrid1Accent2">
+    <w:name w:val="Medium Grid 1 Accent 2"/>
+  </w:style>
+  <w:style w:type="paragraph" w:customStyle="1" w:styleId="MediumGrid1Accent3">
+    <w:name w:val="Medium Grid 1 Accent 3"/>
+  </w:style>
+  <w:style w:type="paragraph" w:customStyle="1" w:styleId="MediumGrid1Accent4">
+    <w:name w:val="Medium Grid 1 Accent 4"/>
+  </w:style>
+  <w:style w:type="paragraph" w:customStyle="1" w:styleId="MediumGrid1Accent5">
+    <w:name w:val="Medium Grid 1 Accent 5"/>
+  </w:style>
+  <w:style w:type="paragraph" w:customStyle="1" w:styleId="MediumGrid1Accent6">
+    <w:name w:val="Medium Grid 1 Accent 6"/>
+  </w:style>
+  <w:style w:type="paragraph" w:customStyle="1" w:styleId="MediumGrid2">
+    <w:name w:val="Medium Grid 2"/>
+  </w:style>
+  <w:style w:type="paragraph" w:customStyle="1" w:styleId="MediumGrid2Accent1">
+    <w:name w:val="Medium Grid 2 Accent 1"/>
+  </w:style>
+  <w:style w:type="paragraph" w:customStyle="1" w:styleId="MediumGrid2Accent2">
+    <w:name w:val="Medium Grid 2 Accent 2"/>
+  </w:style>
+  <w:style w:type="paragraph" w:customStyle="1" w:styleId="MediumGrid2Accent3">
+    <w:name w:val="Medium Grid 2 Accent 3"/>
+  </w:style>
+  <w:style w:type="paragraph" w:customStyle="1" w:styleId="MediumGrid2Accent4">
+    <w:name w:val="Medium Grid 2 Accent 4"/>
+  </w:style>
+  <w:style w:type="paragraph" w:customStyle="1" w:styleId="MediumGrid2Accent5">
+    <w:name w:val="Medium Grid 2 Accent 5"/>
+  </w:style>
+  <w:style w:type="paragraph" w:customStyle="1" w:styleId="MediumGrid2Accent6">
+    <w:name w:val="Medium Grid 2 Accent 6"/>
+  </w:style>
+  <w:style w:type="paragraph" w:customStyle="1" w:styleId="MediumGrid3">
+    <w:name w:val="Medium Grid 3"/>
+  </w:style>
+  <w:style w:type="paragraph" w:customStyle="1" w:styleId="MediumGrid3Accent1">
+    <w:name w:val="Medium Grid 3 Accent 1"/>
+  </w:style>
+  <w:style w:type="paragraph" w:customStyle="1" w:styleId="MediumGrid3Accent2">
+    <w:name w:val="Medium Grid 3 Accent 2"/>
+  </w:style>
+  <w:style w:type="paragraph" w:customStyle="1" w:styleId="MediumGrid3Accent3">
+    <w:name w:val="Medium Grid 3 Accent 3"/>
+  </w:style>
+  <w:style w:type="paragraph" w:customStyle="1" w:styleId="MediumGrid3Accent4">
+    <w:name w:val="Medium Grid 3 Accent 4"/>
+  </w:style>
+  <w:style w:type="paragraph" w:customStyle="1" w:styleId="MediumGrid3Accent5">
+    <w:name w:val="Medium Grid 3 Accent 5"/>
+  </w:style>
+  <w:style w:type="paragraph" w:customStyle="1" w:styleId="MediumGrid3Accent6">
+    <w:name w:val="Medium Grid 3 Accent 6"/>
+  </w:style>
+  <w:style w:type="paragraph" w:customStyle="1" w:styleId="DarkList">
+    <w:name w:val="Dark List"/>
+  </w:style>
+  <w:style w:type="paragraph" w:customStyle="1" w:styleId="DarkListAccent1">
+    <w:name w:val="Dark List Accent 1"/>
+  </w:style>
+  <w:style w:type="paragraph" w:customStyle="1" w:styleId="DarkListAccent2">
+    <w:name w:val="Dark List Accent 2"/>
+  </w:style>
+  <w:style w:type="paragraph" w:customStyle="1" w:styleId="DarkListAccent3">
+    <w:name w:val="Dark List Accent 3"/>
+  </w:style>
+  <w:style w:type="paragraph" w:customStyle="1" w:styleId="DarkListAccent4">
+    <w:name w:val="Dark List Accent 4"/>
+  </w:style>
+  <w:style w:type="paragraph" w:customStyle="1" w:styleId="DarkListAccent5">
+    <w:name w:val="Dark List Accent 5"/>
+  </w:style>
+  <w:style w:type="paragraph" w:customStyle="1" w:styleId="DarkListAccent6">
+    <w:name w:val="Dark List Accent 6"/>
+  </w:style>
+  <w:style w:type="paragraph" w:customStyle="1" w:styleId="ColorfulShading">
+    <w:name w:val="Colorful Shading"/>
+  </w:style>
+  <w:style w:type="paragraph" w:customStyle="1" w:styleId="ColorfulShadingAccent1">
+    <w:name w:val="Colorful Shading Accent 1"/>
+  </w:style>
+  <w:style w:type="paragraph" w:customStyle="1" w:styleId="ColorfulShadingAccent2">
+    <w:name w:val="Colorful Shading Accent 2"/>
+  </w:style>
+  <w:style w:type="paragraph" w:customStyle="1" w:styleId="ColorfulShadingAccent3">
+    <w:name w:val="Colorful Shading Accent 3"/>
+  </w:style>
+  <w:style w:type="paragraph" w:customStyle="1" w:styleId="ColorfulShadingAccent4">
+    <w:name w:val="Colorful Shading Accent 4"/>
+  </w:style>
+  <w:style w:type="paragraph" w:customStyle="1" w:styleId="ColorfulShadingAccent5">
+    <w:name w:val="Colorful Shading Accent 5"/>
+  </w:style>
+  <w:style w:type="paragraph" w:customStyle="1" w:styleId="ColorfulShadingAccent6">
+    <w:name w:val="Colorful Shading Accent 6"/>
+  </w:style>
+  <w:style w:type="paragraph" w:customStyle="1" w:styleId="ColorfulList">
+    <w:name w:val="Colorful List"/>
+  </w:style>
+  <w:style w:type="paragraph" w:customStyle="1" w:styleId="ColorfulListAccent1">
+    <w:name w:val="Colorful List Accent 1"/>
+  </w:style>
+  <w:style w:type="paragraph" w:customStyle="1" w:styleId="ColorfulListAccent2">
+    <w:name w:val="Colorful List Accent 2"/>
+  </w:style>
+  <w:style w:type="paragraph" w:customStyle="1" w:styleId="ColorfulListAccent3">
+    <w:name w:val="Colorful List Accent 3"/>
+  </w:style>
+  <w:style w:type="paragraph" w:customStyle="1" w:styleId="ColorfulListAccent4">
+    <w:name w:val="Colorful List Accent 4"/>
+  </w:style>
+  <w:style w:type="paragraph" w:customStyle="1" w:styleId="ColorfulListAccent5">
+    <w:name w:val="Colorful List Accent 5"/>
+  </w:style>
+  <w:style w:type="paragraph" w:customStyle="1" w:styleId="ColorfulListAccent6">
+    <w:name w:val="Colorful List Accent 6"/>
+  </w:style>
+  <w:style w:type="paragraph" w:customStyle="1" w:styleId="ColorfulGrid">
+    <w:name w:val="Colorful Grid"/>
+  </w:style>
+  <w:style w:type="paragraph" w:customStyle="1" w:styleId="ColorfulGridAccent1">
+    <w:name w:val="Colorful Grid Accent 1"/>
+  </w:style>
+  <w:style w:type="paragraph" w:customStyle="1" w:styleId="ColorfulGridAccent2">
+    <w:name w:val="Colorful Grid Accent 2"/>
+  </w:style>
+  <w:style w:type="paragraph" w:customStyle="1" w:styleId="ColorfulGridAccent3">
+    <w:name w:val="Colorful Grid Accent 3"/>
+  </w:style>
+  <w:style w:type="paragraph" w:customStyle="1" w:styleId="ColorfulGridAccent4">
+    <w:name w:val="Colorful Grid Accent 4"/>
+  </w:style>
+  <w:style w:type="paragraph" w:customStyle="1" w:styleId="ColorfulGridAccent5">
+    <w:name w:val="Colorful Grid Accent 5"/>
+  </w:style>
+  <w:style w:type="paragraph" w:customStyle="1" w:styleId="ColorfulGridAccent6">
+    <w:name w:val="Colorful Grid Accent 6"/>
+  </w:style>
 </w:styles>
 </file>
 
@@ -5571,6 +5959,7 @@
 </file>
 
 <file path=customXml/item1.xml><?xml version="1.0" encoding="utf-8"?>
+<?mso-contentType ?>
 <spe:Receivers xmlns:spe="http://schemas.microsoft.com/sharepoint/events">
   <Receiver>
     <Name>Document ID Generator</Name>
@@ -5624,6 +6013,7 @@
 </file>
 
 <file path=customXml/item3.xml><?xml version="1.0" encoding="utf-8"?>
+<?mso-contentType ?>
 <FormTemplates xmlns="http://schemas.microsoft.com/sharepoint/v3/contenttype/forms">
   <Display>DocumentLibraryForm</Display>
   <Edit>DocumentLibraryForm</Edit>
@@ -5683,6 +6073,7 @@
 </file>
 
 <file path=customXml/item5.xml><?xml version="1.0" encoding="utf-8"?>
+<?mso-contentType ?>
 <SharedContentType xmlns="Microsoft.SharePoint.Taxonomy.ContentTypeSync" SourceId="598972e7-4f0e-48c0-bb56-a9f22e25d3ec" ContentTypeId="0x0101000E64A23F1383D74E9A471A69050FD18B" PreviousValue="false" LastSyncTimeStamp="2021-09-09T00:35:20.36Z"/>
 </file>
 
